--- a/Volume 1/Chapter 02 - Language Fundamentals/SPA_Vol1_Ch2_Lesson2_8_Working_With_Maps_Dictionaries.docx
+++ b/Volume 1/Chapter 02 - Language Fundamentals/SPA_Vol1_Ch2_Lesson2_8_Working_With_Maps_Dictionaries.docx
@@ -1034,7 +1034,7 @@
         <w:keepNext/>
       </w:pPr>
       <w:r>
-        <w:t>Save each source and supporting file from this lesson into the matching path in the project layout. As in Chapter 1, notepad .\c\basic_maps.c creates and opens one: choose Yes, type the file, save it with Ctrl+S, and close Notepad. Then install the TypeScript compiler for this project.</w:t>
+        <w:t>Next, let the tools create each project's settings file. Remember, -o names the project folder; you replace the starter Program.cs with this lesson's code in the C# section. Remember, go.mod makes the folder a module; its go line shows the Go version you have installed.</w:t>
       </w:r>
     </w:p>
     <w:p>
@@ -1045,9 +1045,298 @@
     <w:p>
       <w:pPr>
         <w:pStyle w:val="CommandBlock"/>
-      </w:pPr>
-      <w:r>
-        <w:t>npm --prefix .\typescript install --ignore-scripts --no-audit --no-fund</w:t>
+        <w:keepNext/>
+      </w:pPr>
+      <w:r>
+        <w:t>dotnet new console -o .\csharp\BasicMaps</w:t>
+      </w:r>
+    </w:p>
+    <w:p>
+      <w:pPr>
+        <w:pStyle w:val="CommandBlock"/>
+        <w:keepNext/>
+      </w:pPr>
+      <w:r>
+        <w:t>dotnet new console -o .\csharp\Maps</w:t>
+      </w:r>
+    </w:p>
+    <w:p>
+      <w:pPr>
+        <w:pStyle w:val="CommandBlock"/>
+      </w:pPr>
+      <w:r>
+        <w:t>go -C .\go mod init example.com/roles</w:t>
+      </w:r>
+    </w:p>
+    <w:p>
+      <w:pPr>
+        <w:keepNext/>
+      </w:pPr>
+    </w:p>
+    <w:p>
+      <w:pPr>
+        <w:keepNext/>
+      </w:pPr>
+      <w:r>
+        <w:t>Then make the TypeScript project's package.json. Remember, npm init -y, npm pkg, then npm install, inside .\typescript: Push-Location moves into it and Pop-Location moves back to lesson-2.8.</w:t>
+      </w:r>
+    </w:p>
+    <w:p>
+      <w:pPr>
+        <w:keepNext/>
+      </w:pPr>
+    </w:p>
+    <w:p>
+      <w:pPr>
+        <w:pStyle w:val="CommandBlock"/>
+        <w:keepNext/>
+      </w:pPr>
+      <w:r>
+        <w:t>Push-Location .\typescript</w:t>
+      </w:r>
+    </w:p>
+    <w:p>
+      <w:pPr>
+        <w:pStyle w:val="CommandBlock"/>
+        <w:keepNext/>
+      </w:pPr>
+      <w:r>
+        <w:t>npm init -y</w:t>
+      </w:r>
+    </w:p>
+    <w:p>
+      <w:pPr>
+        <w:pStyle w:val="CommandBlock"/>
+        <w:keepNext/>
+      </w:pPr>
+      <w:r>
+        <w:t>npm pkg set name=maps-typescript type=module</w:t>
+      </w:r>
+    </w:p>
+    <w:p>
+      <w:pPr>
+        <w:pStyle w:val="CommandBlock"/>
+        <w:keepNext/>
+      </w:pPr>
+      <w:r>
+        <w:t>npm pkg set private=true --json</w:t>
+      </w:r>
+    </w:p>
+    <w:p>
+      <w:pPr>
+        <w:pStyle w:val="CommandBlock"/>
+        <w:keepNext/>
+      </w:pPr>
+      <w:r>
+        <w:t>npm pkg set "scripts.check=tsc --noEmit" "scripts.build=tsc --noEmitOnError"</w:t>
+      </w:r>
+    </w:p>
+    <w:p>
+      <w:pPr>
+        <w:pStyle w:val="CommandBlock"/>
+        <w:keepNext/>
+      </w:pPr>
+      <w:r>
+        <w:t>npm pkg delete version description main keywords author license scripts.test</w:t>
+      </w:r>
+    </w:p>
+    <w:p>
+      <w:pPr>
+        <w:pStyle w:val="CommandBlock"/>
+        <w:keepNext/>
+      </w:pPr>
+      <w:r>
+        <w:t>npm install --save-dev --save-exact typescript@7.0.2 @types/node@24.13.5 `</w:t>
+      </w:r>
+    </w:p>
+    <w:p>
+      <w:pPr>
+        <w:pStyle w:val="CommandBlock"/>
+        <w:keepNext/>
+      </w:pPr>
+      <w:r>
+        <w:t xml:space="preserve">    --ignore-scripts --no-audit --no-fund</w:t>
+      </w:r>
+    </w:p>
+    <w:p>
+      <w:pPr>
+        <w:pStyle w:val="CommandBlock"/>
+      </w:pPr>
+      <w:r>
+        <w:t>Pop-Location</w:t>
+      </w:r>
+    </w:p>
+    <w:p>
+      <w:pPr>
+        <w:keepNext/>
+      </w:pPr>
+    </w:p>
+    <w:p>
+      <w:r>
+        <w:t>Then type the TypeScript compiler settings. As in Chapter 1, notepad .\typescript\tsconfig.json creates and opens the file: choose Yes, type the file, save it with Ctrl+S, and close Notepad.</w:t>
+      </w:r>
+    </w:p>
+    <w:p>
+      <w:pPr>
+        <w:keepNext/>
+      </w:pPr>
+    </w:p>
+    <w:p>
+      <w:pPr>
+        <w:pStyle w:val="Heading3"/>
+      </w:pPr>
+      <w:r>
+        <w:t>typescript/tsconfig.json</w:t>
+      </w:r>
+    </w:p>
+    <w:p>
+      <w:pPr>
+        <w:pStyle w:val="SourceCode"/>
+        <w:keepNext/>
+      </w:pPr>
+      <w:r>
+        <w:t>{</w:t>
+      </w:r>
+    </w:p>
+    <w:p>
+      <w:pPr>
+        <w:pStyle w:val="SourceCode"/>
+        <w:keepNext/>
+      </w:pPr>
+      <w:r>
+        <w:t xml:space="preserve">  "compilerOptions": {</w:t>
+      </w:r>
+    </w:p>
+    <w:p>
+      <w:pPr>
+        <w:pStyle w:val="SourceCode"/>
+      </w:pPr>
+      <w:r>
+        <w:t xml:space="preserve">    "target": "ES2022",</w:t>
+      </w:r>
+    </w:p>
+    <w:p>
+      <w:pPr>
+        <w:pStyle w:val="SourceCode"/>
+      </w:pPr>
+      <w:r>
+        <w:t xml:space="preserve">    "module": "NodeNext",</w:t>
+      </w:r>
+    </w:p>
+    <w:p>
+      <w:pPr>
+        <w:pStyle w:val="SourceCode"/>
+      </w:pPr>
+      <w:r>
+        <w:t xml:space="preserve">    "moduleResolution": "NodeNext",</w:t>
+      </w:r>
+    </w:p>
+    <w:p>
+      <w:pPr>
+        <w:pStyle w:val="SourceCode"/>
+      </w:pPr>
+      <w:r>
+        <w:t xml:space="preserve">    "rootDir": "src",</w:t>
+      </w:r>
+    </w:p>
+    <w:p>
+      <w:pPr>
+        <w:pStyle w:val="SourceCode"/>
+      </w:pPr>
+      <w:r>
+        <w:t xml:space="preserve">    "outDir": "dist",</w:t>
+      </w:r>
+    </w:p>
+    <w:p>
+      <w:pPr>
+        <w:pStyle w:val="SourceCode"/>
+      </w:pPr>
+      <w:r>
+        <w:t xml:space="preserve">    "strict": true,</w:t>
+      </w:r>
+    </w:p>
+    <w:p>
+      <w:pPr>
+        <w:pStyle w:val="SourceCode"/>
+      </w:pPr>
+      <w:r>
+        <w:t xml:space="preserve">    "types": [</w:t>
+      </w:r>
+    </w:p>
+    <w:p>
+      <w:pPr>
+        <w:pStyle w:val="SourceCode"/>
+      </w:pPr>
+      <w:r>
+        <w:t xml:space="preserve">      "node"</w:t>
+      </w:r>
+    </w:p>
+    <w:p>
+      <w:pPr>
+        <w:pStyle w:val="SourceCode"/>
+      </w:pPr>
+      <w:r>
+        <w:t xml:space="preserve">    ],</w:t>
+      </w:r>
+    </w:p>
+    <w:p>
+      <w:pPr>
+        <w:pStyle w:val="SourceCode"/>
+      </w:pPr>
+      <w:r>
+        <w:t xml:space="preserve">    "moduleDetection": "force"</w:t>
+      </w:r>
+    </w:p>
+    <w:p>
+      <w:pPr>
+        <w:pStyle w:val="SourceCode"/>
+      </w:pPr>
+      <w:r>
+        <w:t xml:space="preserve">  },</w:t>
+      </w:r>
+    </w:p>
+    <w:p>
+      <w:pPr>
+        <w:pStyle w:val="SourceCode"/>
+      </w:pPr>
+      <w:r>
+        <w:t xml:space="preserve">  "include": [</w:t>
+      </w:r>
+    </w:p>
+    <w:p>
+      <w:pPr>
+        <w:pStyle w:val="SourceCode"/>
+        <w:keepNext/>
+      </w:pPr>
+      <w:r>
+        <w:t xml:space="preserve">    "src/**/*.ts"</w:t>
+      </w:r>
+    </w:p>
+    <w:p>
+      <w:pPr>
+        <w:pStyle w:val="SourceCode"/>
+        <w:keepNext/>
+      </w:pPr>
+      <w:r>
+        <w:t xml:space="preserve">  ]</w:t>
+      </w:r>
+    </w:p>
+    <w:p>
+      <w:pPr>
+        <w:pStyle w:val="SourceCode"/>
+      </w:pPr>
+      <w:r>
+        <w:t>}</w:t>
+      </w:r>
+    </w:p>
+    <w:p>
+      <w:pPr>
+        <w:keepNext/>
+      </w:pPr>
+    </w:p>
+    <w:p>
+      <w:r>
+        <w:t>You save each source file in its language's section below, as each is shown, the same way.</w:t>
       </w:r>
     </w:p>
     <w:p>
@@ -1117,7 +1406,7 @@
         <w:keepNext/>
       </w:pPr>
       <w:r>
-        <w:t>Save each source and supporting file from this lesson into the matching path in the project layout. As in Chapter 1, nano ./c/basic_maps.c creates and opens one: type the file, then save and close it with Ctrl+O, Enter, then Ctrl+X. Then install the TypeScript compiler for this project.</w:t>
+        <w:t>Then create the C#, Go, and TypeScript project files with the same commands as on Windows; cd moves into ./typescript for the npm lines, and cd .. moves back.</w:t>
       </w:r>
     </w:p>
     <w:p>
@@ -1128,9 +1417,118 @@
     <w:p>
       <w:pPr>
         <w:pStyle w:val="CommandBlock"/>
-      </w:pPr>
-      <w:r>
-        <w:t>npm --prefix ./typescript install --ignore-scripts --no-audit --no-fund</w:t>
+        <w:keepNext/>
+      </w:pPr>
+      <w:r>
+        <w:t>dotnet new console -o ./csharp/BasicMaps</w:t>
+      </w:r>
+    </w:p>
+    <w:p>
+      <w:pPr>
+        <w:pStyle w:val="CommandBlock"/>
+        <w:keepNext/>
+      </w:pPr>
+      <w:r>
+        <w:t>dotnet new console -o ./csharp/Maps</w:t>
+      </w:r>
+    </w:p>
+    <w:p>
+      <w:pPr>
+        <w:pStyle w:val="CommandBlock"/>
+        <w:keepNext/>
+      </w:pPr>
+      <w:r>
+        <w:t>go -C ./go mod init example.com/roles</w:t>
+      </w:r>
+    </w:p>
+    <w:p>
+      <w:pPr>
+        <w:pStyle w:val="CommandBlock"/>
+        <w:keepNext/>
+      </w:pPr>
+      <w:r>
+        <w:t>cd ./typescript</w:t>
+      </w:r>
+    </w:p>
+    <w:p>
+      <w:pPr>
+        <w:pStyle w:val="CommandBlock"/>
+        <w:keepNext/>
+      </w:pPr>
+      <w:r>
+        <w:t>npm init -y</w:t>
+      </w:r>
+    </w:p>
+    <w:p>
+      <w:pPr>
+        <w:pStyle w:val="CommandBlock"/>
+        <w:keepNext/>
+      </w:pPr>
+      <w:r>
+        <w:t>npm pkg set name=maps-typescript type=module</w:t>
+      </w:r>
+    </w:p>
+    <w:p>
+      <w:pPr>
+        <w:pStyle w:val="CommandBlock"/>
+        <w:keepNext/>
+      </w:pPr>
+      <w:r>
+        <w:t>npm pkg set private=true --json</w:t>
+      </w:r>
+    </w:p>
+    <w:p>
+      <w:pPr>
+        <w:pStyle w:val="CommandBlock"/>
+        <w:keepNext/>
+      </w:pPr>
+      <w:r>
+        <w:t>npm pkg set "scripts.check=tsc --noEmit" "scripts.build=tsc --noEmitOnError"</w:t>
+      </w:r>
+    </w:p>
+    <w:p>
+      <w:pPr>
+        <w:pStyle w:val="CommandBlock"/>
+        <w:keepNext/>
+      </w:pPr>
+      <w:r>
+        <w:t>npm pkg delete version description main keywords author license scripts.test</w:t>
+      </w:r>
+    </w:p>
+    <w:p>
+      <w:pPr>
+        <w:pStyle w:val="CommandBlock"/>
+        <w:keepNext/>
+      </w:pPr>
+      <w:r>
+        <w:t>npm install --save-dev --save-exact typescript@7.0.2 @types/node@24.13.5 \</w:t>
+      </w:r>
+    </w:p>
+    <w:p>
+      <w:pPr>
+        <w:pStyle w:val="CommandBlock"/>
+        <w:keepNext/>
+      </w:pPr>
+      <w:r>
+        <w:t xml:space="preserve">    --ignore-scripts --no-audit --no-fund</w:t>
+      </w:r>
+    </w:p>
+    <w:p>
+      <w:pPr>
+        <w:pStyle w:val="CommandBlock"/>
+      </w:pPr>
+      <w:r>
+        <w:t>cd ..</w:t>
+      </w:r>
+    </w:p>
+    <w:p>
+      <w:pPr>
+        <w:keepNext/>
+      </w:pPr>
+    </w:p>
+    <w:p>
+      <w:r>
+        <w:t>Type typescript/tsconfig.json exactly as shown in the Windows setup. You save each source file in its language's section below, as each is shown. As in Chapter 1, nano ./c/basic_maps.c creates and opens one: type the file, then save and close it with Ctrl+O, Enter, then Ctrl+X.</w:t>
       </w:r>
     </w:p>
     <w:p>
@@ -13431,6 +13829,11 @@
       </w:r>
     </w:p>
     <w:p>
+      <w:r>
+        <w:t>These are the files the setup commands wrote, shown here so you can check yours. Your go line shows your own Go version, and the blank lines and the order of the package.json fields may differ.</w:t>
+      </w:r>
+    </w:p>
+    <w:p>
       <w:pPr>
         <w:keepNext/>
       </w:pPr>
@@ -13765,164 +14168,6 @@
       </w:pPr>
       <w:r>
         <w:t xml:space="preserve">  }</w:t>
-      </w:r>
-    </w:p>
-    <w:p>
-      <w:pPr>
-        <w:pStyle w:val="SourceCode"/>
-      </w:pPr>
-      <w:r>
-        <w:t>}</w:t>
-      </w:r>
-    </w:p>
-    <w:p>
-      <w:pPr>
-        <w:keepNext/>
-      </w:pPr>
-    </w:p>
-    <w:p>
-      <w:pPr>
-        <w:keepNext/>
-      </w:pPr>
-    </w:p>
-    <w:p>
-      <w:pPr>
-        <w:pStyle w:val="Heading2"/>
-      </w:pPr>
-      <w:r>
-        <w:t>typescript/tsconfig.json</w:t>
-      </w:r>
-    </w:p>
-    <w:p>
-      <w:pPr>
-        <w:pStyle w:val="SourceCode"/>
-        <w:keepNext/>
-      </w:pPr>
-      <w:r>
-        <w:t>{</w:t>
-      </w:r>
-    </w:p>
-    <w:p>
-      <w:pPr>
-        <w:pStyle w:val="SourceCode"/>
-        <w:keepNext/>
-      </w:pPr>
-      <w:r>
-        <w:t xml:space="preserve">  "compilerOptions": {</w:t>
-      </w:r>
-    </w:p>
-    <w:p>
-      <w:pPr>
-        <w:pStyle w:val="SourceCode"/>
-      </w:pPr>
-      <w:r>
-        <w:t xml:space="preserve">    "target": "ES2022",</w:t>
-      </w:r>
-    </w:p>
-    <w:p>
-      <w:pPr>
-        <w:pStyle w:val="SourceCode"/>
-      </w:pPr>
-      <w:r>
-        <w:t xml:space="preserve">    "module": "NodeNext",</w:t>
-      </w:r>
-    </w:p>
-    <w:p>
-      <w:pPr>
-        <w:pStyle w:val="SourceCode"/>
-      </w:pPr>
-      <w:r>
-        <w:t xml:space="preserve">    "moduleResolution": "NodeNext",</w:t>
-      </w:r>
-    </w:p>
-    <w:p>
-      <w:pPr>
-        <w:pStyle w:val="SourceCode"/>
-      </w:pPr>
-      <w:r>
-        <w:t xml:space="preserve">    "rootDir": "src",</w:t>
-      </w:r>
-    </w:p>
-    <w:p>
-      <w:pPr>
-        <w:pStyle w:val="SourceCode"/>
-      </w:pPr>
-      <w:r>
-        <w:t xml:space="preserve">    "outDir": "dist",</w:t>
-      </w:r>
-    </w:p>
-    <w:p>
-      <w:pPr>
-        <w:pStyle w:val="SourceCode"/>
-      </w:pPr>
-      <w:r>
-        <w:t xml:space="preserve">    "strict": true,</w:t>
-      </w:r>
-    </w:p>
-    <w:p>
-      <w:pPr>
-        <w:pStyle w:val="SourceCode"/>
-      </w:pPr>
-      <w:r>
-        <w:t xml:space="preserve">    "types": [</w:t>
-      </w:r>
-    </w:p>
-    <w:p>
-      <w:pPr>
-        <w:pStyle w:val="SourceCode"/>
-      </w:pPr>
-      <w:r>
-        <w:t xml:space="preserve">      "node"</w:t>
-      </w:r>
-    </w:p>
-    <w:p>
-      <w:pPr>
-        <w:pStyle w:val="SourceCode"/>
-      </w:pPr>
-      <w:r>
-        <w:t xml:space="preserve">    ],</w:t>
-      </w:r>
-    </w:p>
-    <w:p>
-      <w:pPr>
-        <w:pStyle w:val="SourceCode"/>
-      </w:pPr>
-      <w:r>
-        <w:t xml:space="preserve">    "moduleDetection": "force"</w:t>
-      </w:r>
-    </w:p>
-    <w:p>
-      <w:pPr>
-        <w:pStyle w:val="SourceCode"/>
-      </w:pPr>
-      <w:r>
-        <w:t xml:space="preserve">  },</w:t>
-      </w:r>
-    </w:p>
-    <w:p>
-      <w:pPr>
-        <w:pStyle w:val="SourceCode"/>
-      </w:pPr>
-      <w:r>
-        <w:t xml:space="preserve">  "include": [</w:t>
-      </w:r>
-    </w:p>
-    <w:p>
-      <w:pPr>
-        <w:pStyle w:val="SourceCode"/>
-        <w:keepNext/>
-      </w:pPr>
-      <w:r>
-        <w:t xml:space="preserve">    "src/**/*.ts"</w:t>
-      </w:r>
-    </w:p>
-    <w:p>
-      <w:pPr>
-        <w:pStyle w:val="SourceCode"/>
-        <w:keepNext/>
-      </w:pPr>
-      <w:r>
-        <w:t xml:space="preserve">  ]</w:t>
       </w:r>
     </w:p>
     <w:p>
@@ -15215,31 +15460,31 @@
       </w:rPr>
     </w:lvl>
   </w:abstractNum>
-  <w:num w:numId="1" w16cid:durableId="307132336">
+  <w:num w:numId="1" w16cid:durableId="1129587389">
     <w:abstractNumId w:val="8"/>
   </w:num>
-  <w:num w:numId="2" w16cid:durableId="1891304841">
+  <w:num w:numId="2" w16cid:durableId="980109372">
     <w:abstractNumId w:val="6"/>
   </w:num>
-  <w:num w:numId="3" w16cid:durableId="1061715840">
+  <w:num w:numId="3" w16cid:durableId="790249851">
     <w:abstractNumId w:val="5"/>
   </w:num>
-  <w:num w:numId="4" w16cid:durableId="2105877580">
+  <w:num w:numId="4" w16cid:durableId="1049501491">
     <w:abstractNumId w:val="4"/>
   </w:num>
-  <w:num w:numId="5" w16cid:durableId="1925911857">
+  <w:num w:numId="5" w16cid:durableId="418253950">
     <w:abstractNumId w:val="7"/>
   </w:num>
-  <w:num w:numId="6" w16cid:durableId="1269510688">
+  <w:num w:numId="6" w16cid:durableId="1806267543">
     <w:abstractNumId w:val="3"/>
   </w:num>
-  <w:num w:numId="7" w16cid:durableId="169371782">
+  <w:num w:numId="7" w16cid:durableId="202670065">
     <w:abstractNumId w:val="2"/>
   </w:num>
-  <w:num w:numId="8" w16cid:durableId="564730534">
+  <w:num w:numId="8" w16cid:durableId="529611421">
     <w:abstractNumId w:val="1"/>
   </w:num>
-  <w:num w:numId="9" w16cid:durableId="683554992">
+  <w:num w:numId="9" w16cid:durableId="968438614">
     <w:abstractNumId w:val="0"/>
   </w:num>
 </w:numbering>

--- a/Volume 1/Chapter 02 - Language Fundamentals/SPA_Vol1_Ch2_Lesson2_8_Working_With_Maps_Dictionaries.docx
+++ b/Volume 1/Chapter 02 - Language Fundamentals/SPA_Vol1_Ch2_Lesson2_8_Working_With_Maps_Dictionaries.docx
@@ -504,23 +504,17 @@
     </w:p>
     <w:p>
       <w:r>
-        <w:t>The no-value is not a real value, so using it as one crashes the program or quietly gives a wrong result. In C, printing NULL with %s or passing it to strcmp may crash. In C++, reading the entry at end() is undefined: it may crash or print garbage. In C#, null.Length stops the program with a NullReferenceException, and "text" + null quietly adds nothing. In Python, None.upper() stops with an AttributeError, and print shows None. In TypeScript, undefined.length stops with a TypeError, and printing shows unde</w:t>
-      </w:r>
-      <w:r>
-        <w:t>fined. In Go, a program that ignores found carries on with empty text. So check for the no-value first, as the table shows, and use the value only when it is really there.</w:t>
-      </w:r>
-    </w:p>
-    <w:p>
-      <w:pPr>
-        <w:keepNext/>
-      </w:pPr>
-    </w:p>
-    <w:p>
-      <w:r>
-        <w:t>Some languages can also read with a default value, a chosen value returned instead of the no-value when the key is missing: Python roles.get("db-01", "none"), C# roles.GetValueOrDefault("db-01", "none"), and TypeScript roles.get("db-01") ?? "none" (?? uses the right side when the left side is undefined or null; it is named here only). In Go, a missing key already reads as the zero value. C and C++ std::map have no such call; a function such as find_role does that job. The Production-Minded programs show thi</w:t>
-      </w:r>
-      <w:r>
-        <w:t>s: they look up db-01 after removing it, check the result, and print the fallback text not found.</w:t>
+        <w:t>The no-value is not a real value, so using it as one crashes the program or quietly gives a wrong result. In C, printing NULL with %s or passing it to strcmp may crash. In C++, reading the entry at end() is undefined: it may crash or print garbage. In C#, null.Length stops the program with a NullReferenceException, and "text" + null quietly adds nothing. In Python, None.upper() stops with an AttributeError, and print shows None. In TypeScript, undefined.length stops with a TypeError, and printing shows undefined. In Go, a program that ignores found carries on with empty text. So check for the no-value first, as the table shows, and use the value only when it is really there.</w:t>
+      </w:r>
+    </w:p>
+    <w:p>
+      <w:pPr>
+        <w:keepNext/>
+      </w:pPr>
+    </w:p>
+    <w:p>
+      <w:r>
+        <w:t>Some languages can also read with a default value, a chosen value returned instead of the no-value when the key is missing: Python roles.get("db-01", "none"), C# roles.GetValueOrDefault("db-01", "none"), and TypeScript roles.get("db-01") ?? "none" (?? uses the right side when the left side is undefined or null; it is named here only). In Go, a missing key already reads as the zero value. C and C++ std::map have no such call; a function such as find_role does that job. The Production-Minded programs show this: they look up db-01 after removing it, check the result, and print the fallback text not found.</w:t>
       </w:r>
     </w:p>
     <w:p>
@@ -670,10 +664,7 @@
         <w:pStyle w:val="ListBullet"/>
       </w:pPr>
       <w:r>
-        <w:t xml:space="preserve">The Production-Minded version creates the map in create_roles, which returns it (C fills the caller's arrays and returns the count), and reads every role through find_role, which returns the role or the language's not-found value (C NULL, C# null, Python None, TypeScript undefined; C++ and Go, whose strings cannot hold a no-value, empty text after find returns end() or found is false). Its last line looks up db-01 after the removal, checks for that value, and prints the fallback text not found. C also adds </w:t>
-      </w:r>
-      <w:r>
-        <w:t>and updates through set_role and removes through remove_role. Each language names the functions in its own style, such as FindRole in C# and findRole in C++, Go, and TypeScript.</w:t>
+        <w:t>The Production-Minded version creates the map in create_roles, which returns it (C fills the caller's arrays and returns the count), and reads every role through find_role, which returns the role or the language's not-found value (C NULL, C# null, Python None, TypeScript undefined; C++ and Go, whose strings cannot hold a no-value, empty text after find returns end() or found is false). Its last line looks up db-01 after the removal, checks for that value, and prints the fallback text not found. C also adds and updates through set_role and removes through remove_role. Each language names the functions in its own style, such as FindRole in C# and findRole in C++, Go, and TypeScript.</w:t>
       </w:r>
     </w:p>
     <w:p>
@@ -1556,10 +1547,7 @@
     </w:p>
     <w:p>
       <w:r>
-        <w:t>C has no map or dictionary, built in or in its standard library. The simplest map a C program can make is two arrays side by side plus a count, as in Lesson 2.7: names holds the keys, roles holds the values, and a name and its role share one position. Reading by key is a search: find_position compares each name with strcmp and returns its position, or -1 when the name is missing. Adding stores at position count, updating replaces the role at the name's position, and removing copies each later entry down, so</w:t>
-      </w:r>
-      <w:r>
-        <w:t xml:space="preserve"> the entries stay in the order they were added. Lesson 2.9 keeps a name and its role together in one record, and Volume 1, Chapter 9, Lesson 9.6: Hash Tables shows how real maps find a key without comparing every name.</w:t>
+        <w:t>C has no map or dictionary, built in or in its standard library. The simplest map a C program can make is two arrays side by side plus a count, as in Lesson 2.7: names holds the keys, roles holds the values, and a name and its role share one position. Reading by key is a search: find_position compares each name with strcmp and returns its position, or -1 when the name is missing. Adding stores at position count, updating replaces the role at the name's position, and removing copies each later entry down, so the entries stay in the order they were added. Lesson 2.9 keeps a name and its role together in one record, and Volume 1, Chapter 9, Lesson 9.6: Hash Tables shows how real maps find a key without comparing every name.</w:t>
       </w:r>
     </w:p>
     <w:p>
@@ -2662,10 +2650,7 @@
     </w:p>
     <w:p>
       <w:r>
-        <w:t xml:space="preserve">The production-minded version prints the same thirteen lines plus one. create_roles creates the map and returns it. find_role looks a name up and returns its role, or NULL, C's no-value, when the name is missing. Every role is read through find_role. At the end, main looks up db-01, which was removed, checks the result for the not-found value, and prints the fallback text not found instead of using it. C also gives every change a function: set_role adds a missing name or updates a present one, which is the </w:t>
-      </w:r>
-      <w:r>
-        <w:t>work one assignment does in the other languages, and remove_role removes a name only when it is found.</w:t>
+        <w:t>The production-minded version prints the same thirteen lines plus one. create_roles creates the map and returns it. find_role looks a name up and returns its role, or NULL, C's no-value, when the name is missing. Every role is read through find_role. At the end, main looks up db-01, which was removed, checks the result for the not-found value, and prints the fallback text not found instead of using it. C also gives every change a function: set_role adds a missing name or updates a present one, which is the work one assignment does in the other languages, and remove_role removes a name only when it is found.</w:t>
       </w:r>
     </w:p>
     <w:p>
@@ -4018,10 +4003,7 @@
     </w:p>
     <w:p>
       <w:r>
-        <w:t>C++'s standard map is std::map, declared in the map header. roles[name] = role adds a name or updates its role, erase removes a name, contains checks whether a name is there, and size gives the count. Reading with [] has a trap: a missing name is not an error, it is quietly added with an empty value. So the Production-Minded version checks contains first and reads with at, which never adds a name. A std::map keeps its keys in alphabetical order. std::unordered_map, the other common C++ map, has the same ope</w:t>
-      </w:r>
-      <w:r>
-        <w:t>rations but promises no order; Volume 1, Chapter 9, Lesson 9.6: Hash Tables explains why.</w:t>
+        <w:t>C++'s standard map is std::map, declared in the map header. roles[name] = role adds a name or updates its role, erase removes a name, contains checks whether a name is there, and size gives the count. Reading with [] has a trap: a missing name is not an error, it is quietly added with an empty value. So the Production-Minded version checks contains first and reads with at, which never adds a name. A std::map keeps its keys in alphabetical order. std::unordered_map, the other common C++ map, has the same operations but promises no order; Volume 1, Chapter 9, Lesson 9.6: Hash Tables explains why.</w:t>
       </w:r>
     </w:p>
     <w:p>
@@ -5995,10 +5977,7 @@
     </w:p>
     <w:p>
       <w:r>
-        <w:t>C#'s maps live in System.Collections.Generic, beside List. These programs use SortedDictionary&lt;string, string&gt;, which keeps its keys in alphabetical order. The plain Dictionary&lt;string, string&gt; works the same way and is more common, but it promises no order, and this lesson needs every language to print the same order. roles[name] = role adds or updates, Remove removes, ContainsKey checks whether a name is there, and Count gives the count. Reading a missing name with [] stops the program with a KeyNotFoundEx</w:t>
-      </w:r>
-      <w:r>
-        <w:t>ception.</w:t>
+        <w:t>C#'s maps live in System.Collections.Generic, beside List. These programs use SortedDictionary&lt;string, string&gt;, which keeps its keys in alphabetical order. The plain Dictionary&lt;string, string&gt; works the same way and is more common, but it promises no order, and this lesson needs every language to print the same order. roles[name] = role adds or updates, Remove removes, ContainsKey checks whether a name is there, and Count gives the count. Reading a missing name with [] stops the program with a KeyNotFoundException.</w:t>
       </w:r>
     </w:p>
     <w:p>
@@ -14562,10 +14541,7 @@
     </w:p>
     <w:p>
       <w:r>
-        <w:t>Maps hold the named facts of both Chapter 2 projects. The Command-Line Survey Application stores each answer under its question's name, such as server, environment, and port from Lesson 2.3: answers["port"] = "443". Its final summary traverses the map the way print_roles does, and a find_role-style lookup reports a question that was never answered instead of printing an empty answer. The System Information Utility keeps its host facts under names such as host name, operating system, and CPU count, and print</w:t>
-      </w:r>
-      <w:r>
-        <w:t>s each name with its value. In Lesson 2.14, environment variables are exactly this kind of name and value pair. Lesson 2.9 adds records, which keep several related values, such as a server's name, role, and port, together in one variable.</w:t>
+        <w:t>Maps hold the named facts of both Chapter 2 projects. The Command-Line Survey Application stores each answer under its question's name, such as server, environment, and port from Lesson 2.3: answers["port"] = "443". Its final summary traverses the map the way print_roles does, and a find_role-style lookup reports a question that was never answered instead of printing an empty answer. The System Information Utility keeps its host facts under names such as host name, operating system, and CPU count, and prints each name with its value. In Lesson 2.14, environment variables are exactly this kind of name and value pair. Lesson 2.9 adds records, which keep several related values, such as a server's name, role, and port, together in one variable.</w:t>
       </w:r>
     </w:p>
     <w:p>
@@ -15271,10 +15247,7 @@
     </w:p>
     <w:p>
       <w:r>
-        <w:t>A map stores each value under a key, a meaningful name, so a program finds the value by the name instead of by a position. Assigning to a key adds it or updates it, removing a key removes its value, and an existence check says whether a name is there before it is read. A lookup for a missing name gives each language's no-value, NULL, null, None, undefined, or Go's zero value with found false, which must be checked before it is used. Traversing a map visits each key with its value, in an order that depends o</w:t>
-      </w:r>
-      <w:r>
-        <w:t>n the language. Lesson 2.9 turns to structs and classes: keeping several related values, such as a server's name, environment, port, and enabled state, together as one record.</w:t>
+        <w:t>A map stores each value under a key, a meaningful name, so a program finds the value by the name instead of by a position. Assigning to a key adds it or updates it, removing a key removes its value, and an existence check says whether a name is there before it is read. A lookup for a missing name gives each language's no-value, NULL, null, None, undefined, or Go's zero value with found false, which must be checked before it is used. Traversing a map visits each key with its value, in an order that depends on the language. Lesson 2.9 turns to structs and classes: keeping several related values, such as a server's name, environment, port, and enabled state, together as one record.</w:t>
       </w:r>
     </w:p>
     <w:sectPr>

--- a/Volume 1/Chapter 02 - Language Fundamentals/SPA_Vol1_Ch2_Lesson2_8_Working_With_Maps_Dictionaries.docx
+++ b/Volume 1/Chapter 02 - Language Fundamentals/SPA_Vol1_Ch2_Lesson2_8_Working_With_Maps_Dictionaries.docx
@@ -182,7 +182,7 @@
         <w:pStyle w:val="ListBullet"/>
       </w:pPr>
       <w:r>
-        <w:t>For C, which has no map, two arrays side by side stand in for one. How maps find a key quickly, hashing, is taught in Volume 1, Chapter 9, Lesson 9.6: Hash Tables.</w:t>
+        <w:t>For C, which has no map, two arrays side by side stand in for one. How maps find a key quickly, hashing, is taught in Volume 1, Chapter 10, Lesson 10.6: Hash Tables.</w:t>
       </w:r>
     </w:p>
     <w:p>
@@ -504,17 +504,23 @@
     </w:p>
     <w:p>
       <w:r>
-        <w:t>The no-value is not a real value, so using it as one crashes the program or quietly gives a wrong result. In C, printing NULL with %s or passing it to strcmp may crash. In C++, reading the entry at end() is undefined: it may crash or print garbage. In C#, null.Length stops the program with a NullReferenceException, and "text" + null quietly adds nothing. In Python, None.upper() stops with an AttributeError, and print shows None. In TypeScript, undefined.length stops with a TypeError, and printing shows undefined. In Go, a program that ignores found carries on with empty text. So check for the no-value first, as the table shows, and use the value only when it is really there.</w:t>
-      </w:r>
-    </w:p>
-    <w:p>
-      <w:pPr>
-        <w:keepNext/>
-      </w:pPr>
-    </w:p>
-    <w:p>
-      <w:r>
-        <w:t>Some languages can also read with a default value, a chosen value returned instead of the no-value when the key is missing: Python roles.get("db-01", "none"), C# roles.GetValueOrDefault("db-01", "none"), and TypeScript roles.get("db-01") ?? "none" (?? uses the right side when the left side is undefined or null; it is named here only). In Go, a missing key already reads as the zero value. C and C++ std::map have no such call; a function such as find_role does that job. The Production-Minded programs show this: they look up db-01 after removing it, check the result, and print the fallback text not found.</w:t>
+        <w:t>The no-value is not a real value, so using it as one crashes the program or quietly gives a wrong result. In C, printing NULL with %s or passing it to strcmp may crash. In C++, reading the entry at end() is undefined: it may crash or print garbage. In C#, null.Length stops the program with a NullReferenceException, and "text" + null quietly adds nothing. In Python, None.upper() stops with an AttributeError, and print shows None. In TypeScript, undefined.length stops with a TypeError, and printing shows unde</w:t>
+      </w:r>
+      <w:r>
+        <w:t>fined. In Go, a program that ignores found carries on with empty text. So check for the no-value first, as the table shows, and use the value only when it is really there.</w:t>
+      </w:r>
+    </w:p>
+    <w:p>
+      <w:pPr>
+        <w:keepNext/>
+      </w:pPr>
+    </w:p>
+    <w:p>
+      <w:r>
+        <w:t>Some languages can also read with a default value, a chosen value returned instead of the no-value when the key is missing: Python roles.get("db-01", "none"), C# roles.GetValueOrDefault("db-01", "none"), and TypeScript roles.get("db-01") ?? "none" (?? uses the right side when the left side is undefined or null; it is named here only). In Go, a missing key already reads as the zero value. C and C++ std::map have no such call; a function such as find_role does that job. The Production-Minded programs show thi</w:t>
+      </w:r>
+      <w:r>
+        <w:t>s: they look up db-01 after removing it, check the result, and print the fallback text not found.</w:t>
       </w:r>
     </w:p>
     <w:p>
@@ -664,7 +670,10 @@
         <w:pStyle w:val="ListBullet"/>
       </w:pPr>
       <w:r>
-        <w:t>The Production-Minded version creates the map in create_roles, which returns it (C fills the caller's arrays and returns the count), and reads every role through find_role, which returns the role or the language's not-found value (C NULL, C# null, Python None, TypeScript undefined; C++ and Go, whose strings cannot hold a no-value, empty text after find returns end() or found is false). Its last line looks up db-01 after the removal, checks for that value, and prints the fallback text not found. C also adds and updates through set_role and removes through remove_role. Each language names the functions in its own style, such as FindRole in C# and findRole in C++, Go, and TypeScript.</w:t>
+        <w:t xml:space="preserve">The Production-Minded version creates the map in create_roles, which returns it (C fills the caller's arrays and returns the count), and reads every role through find_role, which returns the role or the language's not-found value (C NULL, C# null, Python None, TypeScript undefined; C++ and Go, whose strings cannot hold a no-value, empty text after find returns end() or found is false). Its last line looks up db-01 after the removal, checks for that value, and prints the fallback text not found. C also adds </w:t>
+      </w:r>
+      <w:r>
+        <w:t>and updates through set_role and removes through remove_role. Each language names the functions in its own style, such as FindRole in C# and findRole in C++, Go, and TypeScript.</w:t>
       </w:r>
     </w:p>
     <w:p>
@@ -1547,7 +1556,10 @@
     </w:p>
     <w:p>
       <w:r>
-        <w:t>C has no map or dictionary, built in or in its standard library. The simplest map a C program can make is two arrays side by side plus a count, as in Lesson 2.7: names holds the keys, roles holds the values, and a name and its role share one position. Reading by key is a search: find_position compares each name with strcmp and returns its position, or -1 when the name is missing. Adding stores at position count, updating replaces the role at the name's position, and removing copies each later entry down, so the entries stay in the order they were added. Lesson 2.9 keeps a name and its role together in one record, and Volume 1, Chapter 9, Lesson 9.6: Hash Tables shows how real maps find a key without comparing every name.</w:t>
+        <w:t>C has no map or dictionary, built in or in its standard library. The simplest map a C program can make is two arrays side by side plus a count, as in Lesson 2.7: names holds the keys, roles holds the values, and a name and its role share one position. Reading by key is a search: find_position compares each name with strcmp and returns its position, or -1 when the name is missing. Adding stores at position count, updating replaces the role at the name's position, and removing copies each later entry down, so</w:t>
+      </w:r>
+      <w:r>
+        <w:t xml:space="preserve"> the entries stay in the order they were added. Lesson 2.9 keeps a name and its role together in one record, and Volume 1, Chapter 10, Lesson 10.6: Hash Tables shows how real maps find a key without comparing every name.</w:t>
       </w:r>
     </w:p>
     <w:p>
@@ -2650,7 +2662,10 @@
     </w:p>
     <w:p>
       <w:r>
-        <w:t>The production-minded version prints the same thirteen lines plus one. create_roles creates the map and returns it. find_role looks a name up and returns its role, or NULL, C's no-value, when the name is missing. Every role is read through find_role. At the end, main looks up db-01, which was removed, checks the result for the not-found value, and prints the fallback text not found instead of using it. C also gives every change a function: set_role adds a missing name or updates a present one, which is the work one assignment does in the other languages, and remove_role removes a name only when it is found.</w:t>
+        <w:t xml:space="preserve">The production-minded version prints the same thirteen lines plus one. create_roles creates the map and returns it. find_role looks a name up and returns its role, or NULL, C's no-value, when the name is missing. Every role is read through find_role. At the end, main looks up db-01, which was removed, checks the result for the not-found value, and prints the fallback text not found instead of using it. C also gives every change a function: set_role adds a missing name or updates a present one, which is the </w:t>
+      </w:r>
+      <w:r>
+        <w:t>work one assignment does in the other languages, and remove_role removes a name only when it is found.</w:t>
       </w:r>
     </w:p>
     <w:p>
@@ -4003,7 +4018,10 @@
     </w:p>
     <w:p>
       <w:r>
-        <w:t>C++'s standard map is std::map, declared in the map header. roles[name] = role adds a name or updates its role, erase removes a name, contains checks whether a name is there, and size gives the count. Reading with [] has a trap: a missing name is not an error, it is quietly added with an empty value. So the Production-Minded version checks contains first and reads with at, which never adds a name. A std::map keeps its keys in alphabetical order. std::unordered_map, the other common C++ map, has the same operations but promises no order; Volume 1, Chapter 9, Lesson 9.6: Hash Tables explains why.</w:t>
+        <w:t>C++'s standard map is std::map, declared in the map header. roles[name] = role adds a name or updates its role, erase removes a name, contains checks whether a name is there, and size gives the count. Reading with [] has a trap: a missing name is not an error, it is quietly added with an empty value. So the Production-Minded version checks contains first and reads with at, which never adds a name. A std::map keeps its keys in alphabetical order. std::unordered_map, the other common C++ map, has the same ope</w:t>
+      </w:r>
+      <w:r>
+        <w:t>rations but promises no order; Volume 1, Chapter 10, Lesson 10.6: Hash Tables explains why.</w:t>
       </w:r>
     </w:p>
     <w:p>
@@ -5977,7 +5995,10 @@
     </w:p>
     <w:p>
       <w:r>
-        <w:t>C#'s maps live in System.Collections.Generic, beside List. These programs use SortedDictionary&lt;string, string&gt;, which keeps its keys in alphabetical order. The plain Dictionary&lt;string, string&gt; works the same way and is more common, but it promises no order, and this lesson needs every language to print the same order. roles[name] = role adds or updates, Remove removes, ContainsKey checks whether a name is there, and Count gives the count. Reading a missing name with [] stops the program with a KeyNotFoundException.</w:t>
+        <w:t>C#'s maps live in System.Collections.Generic, beside List. These programs use SortedDictionary&lt;string, string&gt;, which keeps its keys in alphabetical order. The plain Dictionary&lt;string, string&gt; works the same way and is more common, but it promises no order, and this lesson needs every language to print the same order. roles[name] = role adds or updates, Remove removes, ContainsKey checks whether a name is there, and Count gives the count. Reading a missing name with [] stops the program with a KeyNotFoundEx</w:t>
+      </w:r>
+      <w:r>
+        <w:t>ception.</w:t>
       </w:r>
     </w:p>
     <w:p>
@@ -7989,7 +8010,7 @@
         <w:pStyle w:val="ListBullet"/>
       </w:pPr>
       <w:r>
-        <w:t>SortedDictionary keeps its keys in alphabetical order. Dictionary has the same methods but promises no order; Volume 1, Chapter 9, Lesson 9.6: Hash Tables explains why.</w:t>
+        <w:t>SortedDictionary keeps its keys in alphabetical order. Dictionary has the same methods but promises no order; Volume 1, Chapter 10, Lesson 10.6: Hash Tables explains why.</w:t>
       </w:r>
     </w:p>
     <w:p>
@@ -14541,7 +14562,10 @@
     </w:p>
     <w:p>
       <w:r>
-        <w:t>Maps hold the named facts of both Chapter 2 projects. The Command-Line Survey Application stores each answer under its question's name, such as server, environment, and port from Lesson 2.3: answers["port"] = "443". Its final summary traverses the map the way print_roles does, and a find_role-style lookup reports a question that was never answered instead of printing an empty answer. The System Information Utility keeps its host facts under names such as host name, operating system, and CPU count, and prints each name with its value. In Lesson 2.14, environment variables are exactly this kind of name and value pair. Lesson 2.9 adds records, which keep several related values, such as a server's name, role, and port, together in one variable.</w:t>
+        <w:t>Maps hold the named facts of both Chapter 2 projects. The Command-Line Survey Application stores each answer under its question's name, such as server, environment, and port from Lesson 2.3: answers["port"] = "443". Its final summary traverses the map the way print_roles does, and a find_role-style lookup reports a question that was never answered instead of printing an empty answer. The System Information Utility keeps its host facts under names such as host name, operating system, and CPU count, and print</w:t>
+      </w:r>
+      <w:r>
+        <w:t>s each name with its value. In Lesson 2.14, environment variables are exactly this kind of name and value pair. Lesson 2.9 adds records, which keep several related values, such as a server's name, role, and port, together in one variable.</w:t>
       </w:r>
     </w:p>
     <w:p>
@@ -15247,7 +15271,10 @@
     </w:p>
     <w:p>
       <w:r>
-        <w:t>A map stores each value under a key, a meaningful name, so a program finds the value by the name instead of by a position. Assigning to a key adds it or updates it, removing a key removes its value, and an existence check says whether a name is there before it is read. A lookup for a missing name gives each language's no-value, NULL, null, None, undefined, or Go's zero value with found false, which must be checked before it is used. Traversing a map visits each key with its value, in an order that depends on the language. Lesson 2.9 turns to structs and classes: keeping several related values, such as a server's name, environment, port, and enabled state, together as one record.</w:t>
+        <w:t>A map stores each value under a key, a meaningful name, so a program finds the value by the name instead of by a position. Assigning to a key adds it or updates it, removing a key removes its value, and an existence check says whether a name is there before it is read. A lookup for a missing name gives each language's no-value, NULL, null, None, undefined, or Go's zero value with found false, which must be checked before it is used. Traversing a map visits each key with its value, in an order that depends o</w:t>
+      </w:r>
+      <w:r>
+        <w:t>n the language. Lesson 2.9 turns to structs and classes: keeping several related values, such as a server's name, environment, port, and enabled state, together as one record.</w:t>
       </w:r>
     </w:p>
     <w:sectPr>
@@ -15433,31 +15460,31 @@
       </w:rPr>
     </w:lvl>
   </w:abstractNum>
-  <w:num w:numId="1" w16cid:durableId="1129587389">
+  <w:num w:numId="1" w16cid:durableId="1758552571">
     <w:abstractNumId w:val="8"/>
   </w:num>
-  <w:num w:numId="2" w16cid:durableId="980109372">
+  <w:num w:numId="2" w16cid:durableId="721564118">
     <w:abstractNumId w:val="6"/>
   </w:num>
-  <w:num w:numId="3" w16cid:durableId="790249851">
+  <w:num w:numId="3" w16cid:durableId="1330986633">
     <w:abstractNumId w:val="5"/>
   </w:num>
-  <w:num w:numId="4" w16cid:durableId="1049501491">
+  <w:num w:numId="4" w16cid:durableId="940526466">
     <w:abstractNumId w:val="4"/>
   </w:num>
-  <w:num w:numId="5" w16cid:durableId="418253950">
+  <w:num w:numId="5" w16cid:durableId="795831059">
     <w:abstractNumId w:val="7"/>
   </w:num>
-  <w:num w:numId="6" w16cid:durableId="1806267543">
+  <w:num w:numId="6" w16cid:durableId="1933854896">
     <w:abstractNumId w:val="3"/>
   </w:num>
-  <w:num w:numId="7" w16cid:durableId="202670065">
+  <w:num w:numId="7" w16cid:durableId="1813063316">
     <w:abstractNumId w:val="2"/>
   </w:num>
-  <w:num w:numId="8" w16cid:durableId="529611421">
+  <w:num w:numId="8" w16cid:durableId="56369252">
     <w:abstractNumId w:val="1"/>
   </w:num>
-  <w:num w:numId="9" w16cid:durableId="968438614">
+  <w:num w:numId="9" w16cid:durableId="4867108">
     <w:abstractNumId w:val="0"/>
   </w:num>
 </w:numbering>
